--- a/Focus Group Materials/Day-of Operations/NDA for NBAP.docx
+++ b/Focus Group Materials/Day-of Operations/NDA for NBAP.docx
@@ -1438,6 +1438,33 @@
         </w:rPr>
         <w:t>By:  _______________________________</w:t>
       </w:r>
+      <w:r>
+        <w:rPr>
+          <w:rFonts w:ascii="Times New Roman" w:hAnsi="Times New Roman" w:cs="Times New Roman"/>
+          <w:sz w:val="24"/>
+          <w:szCs w:val="24"/>
+        </w:rPr>
+        <w:t xml:space="preserve"> </w:t>
+      </w:r>
+    </w:p>
+    <w:p>
+      <w:pPr>
+        <w:ind w:left="1440" w:firstLine="720"/>
+        <w:jc w:val="both"/>
+        <w:rPr>
+          <w:rFonts w:ascii="Times New Roman" w:hAnsi="Times New Roman" w:cs="Times New Roman"/>
+          <w:sz w:val="24"/>
+          <w:szCs w:val="24"/>
+        </w:rPr>
+      </w:pPr>
+      <w:r>
+        <w:rPr>
+          <w:rFonts w:ascii="Times New Roman" w:hAnsi="Times New Roman" w:cs="Times New Roman"/>
+          <w:sz w:val="24"/>
+          <w:szCs w:val="24"/>
+        </w:rPr>
+        <w:t>(print)</w:t>
+      </w:r>
     </w:p>
     <w:p>
       <w:pPr>
@@ -1477,30 +1504,76 @@
     </w:p>
     <w:p>
       <w:pPr>
-        <w:jc w:val="both"/>
-        <w:rPr>
-          <w:rFonts w:ascii="Times New Roman" w:hAnsi="Times New Roman" w:cs="Times New Roman"/>
-          <w:sz w:val="24"/>
-          <w:szCs w:val="24"/>
-        </w:rPr>
-      </w:pPr>
-    </w:p>
-    <w:p>
-      <w:pPr>
-        <w:jc w:val="both"/>
-        <w:rPr>
-          <w:rFonts w:ascii="Times New Roman" w:hAnsi="Times New Roman" w:cs="Times New Roman"/>
-          <w:sz w:val="24"/>
-          <w:szCs w:val="24"/>
-        </w:rPr>
-      </w:pPr>
-      <w:r>
-        <w:rPr>
-          <w:rFonts w:ascii="Times New Roman" w:hAnsi="Times New Roman" w:cs="Times New Roman"/>
-          <w:sz w:val="24"/>
-          <w:szCs w:val="24"/>
-        </w:rPr>
-        <w:t xml:space="preserve">Title: ______________________________     </w:t>
+        <w:ind w:left="1440"/>
+        <w:jc w:val="both"/>
+        <w:rPr>
+          <w:rFonts w:ascii="Times New Roman" w:hAnsi="Times New Roman" w:cs="Times New Roman"/>
+          <w:sz w:val="24"/>
+          <w:szCs w:val="24"/>
+        </w:rPr>
+      </w:pPr>
+      <w:r>
+        <w:rPr>
+          <w:rFonts w:ascii="Times New Roman" w:hAnsi="Times New Roman" w:cs="Times New Roman"/>
+          <w:sz w:val="24"/>
+          <w:szCs w:val="24"/>
+        </w:rPr>
+        <w:t xml:space="preserve">        (signature)</w:t>
+      </w:r>
+    </w:p>
+    <w:p>
+      <w:pPr>
+        <w:jc w:val="both"/>
+        <w:rPr>
+          <w:rFonts w:ascii="Times New Roman" w:hAnsi="Times New Roman" w:cs="Times New Roman"/>
+          <w:sz w:val="24"/>
+          <w:szCs w:val="24"/>
+        </w:rPr>
+      </w:pPr>
+    </w:p>
+    <w:p>
+      <w:pPr>
+        <w:jc w:val="both"/>
+        <w:rPr>
+          <w:rFonts w:ascii="Times New Roman" w:hAnsi="Times New Roman" w:cs="Times New Roman"/>
+          <w:sz w:val="24"/>
+          <w:szCs w:val="24"/>
+        </w:rPr>
+      </w:pPr>
+      <w:r>
+        <w:rPr>
+          <w:rFonts w:ascii="Times New Roman" w:hAnsi="Times New Roman" w:cs="Times New Roman"/>
+          <w:sz w:val="24"/>
+          <w:szCs w:val="24"/>
+        </w:rPr>
+        <w:t xml:space="preserve">Title: ______________________________    </w:t>
+      </w:r>
+    </w:p>
+    <w:p>
+      <w:pPr>
+        <w:ind w:left="720" w:firstLine="720"/>
+        <w:jc w:val="both"/>
+        <w:rPr>
+          <w:rFonts w:ascii="Times New Roman" w:hAnsi="Times New Roman" w:cs="Times New Roman"/>
+          <w:sz w:val="24"/>
+          <w:szCs w:val="24"/>
+        </w:rPr>
+      </w:pPr>
+      <w:r>
+        <w:rPr>
+          <w:rFonts w:ascii="Times New Roman" w:hAnsi="Times New Roman" w:cs="Times New Roman"/>
+          <w:sz w:val="24"/>
+          <w:szCs w:val="24"/>
+        </w:rPr>
+        <w:t xml:space="preserve">       (optional)</w:t>
+      </w:r>
+      <w:r>
+        <w:rPr>
+          <w:rFonts w:ascii="Times New Roman" w:hAnsi="Times New Roman" w:cs="Times New Roman"/>
+          <w:sz w:val="24"/>
+          <w:szCs w:val="24"/>
+        </w:rPr>
+        <w:t xml:space="preserve"> </w:t>
       </w:r>
     </w:p>
     <w:p>
